--- a/Here is your corrected and aligned version of the notes for Apex and Salesforce basics.docx
+++ b/Here is your corrected and aligned version of the notes for Apex and Salesforce basics.docx
@@ -159,7 +159,7 @@
     <w:p>
       <w:r>
         <w:pict w14:anchorId="0A831E47">
-          <v:rect id="_x0000_i1131" style="width:0;height:1.5pt" o:hralign="center" o:hrstd="t" o:hr="t" fillcolor="#a0a0a0" stroked="f"/>
+          <v:rect id="_x0000_i1025" style="width:0;height:1.5pt" o:hralign="center" o:hrstd="t" o:hr="t" fillcolor="#a0a0a0" stroked="f"/>
         </w:pict>
       </w:r>
     </w:p>
@@ -344,7 +344,7 @@
     <w:p>
       <w:r>
         <w:pict w14:anchorId="632D2F08">
-          <v:rect id="_x0000_i1132" style="width:0;height:1.5pt" o:hralign="center" o:hrstd="t" o:hr="t" fillcolor="#a0a0a0" stroked="f"/>
+          <v:rect id="_x0000_i1026" style="width:0;height:1.5pt" o:hralign="center" o:hrstd="t" o:hr="t" fillcolor="#a0a0a0" stroked="f"/>
         </w:pict>
       </w:r>
     </w:p>
@@ -408,7 +408,7 @@
     <w:p>
       <w:r>
         <w:pict w14:anchorId="57722A4F">
-          <v:rect id="_x0000_i1133" style="width:0;height:1.5pt" o:hralign="center" o:hrstd="t" o:hr="t" fillcolor="#a0a0a0" stroked="f"/>
+          <v:rect id="_x0000_i1027" style="width:0;height:1.5pt" o:hralign="center" o:hrstd="t" o:hr="t" fillcolor="#a0a0a0" stroked="f"/>
         </w:pict>
       </w:r>
     </w:p>
@@ -493,7 +493,7 @@
     <w:p>
       <w:r>
         <w:pict w14:anchorId="51CE01D3">
-          <v:rect id="_x0000_i1134" style="width:0;height:1.5pt" o:hralign="center" o:hrstd="t" o:hr="t" fillcolor="#a0a0a0" stroked="f"/>
+          <v:rect id="_x0000_i1028" style="width:0;height:1.5pt" o:hralign="center" o:hrstd="t" o:hr="t" fillcolor="#a0a0a0" stroked="f"/>
         </w:pict>
       </w:r>
     </w:p>
@@ -557,7 +557,7 @@
     <w:p>
       <w:r>
         <w:pict w14:anchorId="6728CF6C">
-          <v:rect id="_x0000_i1135" style="width:0;height:1.5pt" o:hralign="center" o:hrstd="t" o:hr="t" fillcolor="#a0a0a0" stroked="f"/>
+          <v:rect id="_x0000_i1029" style="width:0;height:1.5pt" o:hralign="center" o:hrstd="t" o:hr="t" fillcolor="#a0a0a0" stroked="f"/>
         </w:pict>
       </w:r>
     </w:p>
@@ -764,7 +764,7 @@
     <w:p>
       <w:r>
         <w:pict w14:anchorId="23AA3EEC">
-          <v:rect id="_x0000_i1136" style="width:0;height:1.5pt" o:hralign="center" o:hrstd="t" o:hr="t" fillcolor="#a0a0a0" stroked="f"/>
+          <v:rect id="_x0000_i1030" style="width:0;height:1.5pt" o:hralign="center" o:hrstd="t" o:hr="t" fillcolor="#a0a0a0" stroked="f"/>
         </w:pict>
       </w:r>
     </w:p>
@@ -1145,7 +1145,7 @@
     <w:p>
       <w:r>
         <w:pict w14:anchorId="553CB1A9">
-          <v:rect id="_x0000_i1137" style="width:0;height:1.5pt" o:hralign="center" o:hrstd="t" o:hr="t" fillcolor="#a0a0a0" stroked="f"/>
+          <v:rect id="_x0000_i1031" style="width:0;height:1.5pt" o:hralign="center" o:hrstd="t" o:hr="t" fillcolor="#a0a0a0" stroked="f"/>
         </w:pict>
       </w:r>
     </w:p>
@@ -1559,7 +1559,7 @@
     <w:p>
       <w:r>
         <w:pict w14:anchorId="147876A4">
-          <v:rect id="_x0000_i1138" style="width:0;height:1.5pt" o:hralign="center" o:hrstd="t" o:hr="t" fillcolor="#a0a0a0" stroked="f"/>
+          <v:rect id="_x0000_i1032" style="width:0;height:1.5pt" o:hralign="center" o:hrstd="t" o:hr="t" fillcolor="#a0a0a0" stroked="f"/>
         </w:pict>
       </w:r>
     </w:p>
@@ -1830,7 +1830,7 @@
     <w:p>
       <w:r>
         <w:pict w14:anchorId="6C6C27AD">
-          <v:rect id="_x0000_i1139" style="width:0;height:1.5pt" o:hralign="center" o:hrstd="t" o:hr="t" fillcolor="#a0a0a0" stroked="f"/>
+          <v:rect id="_x0000_i1033" style="width:0;height:1.5pt" o:hralign="center" o:hrstd="t" o:hr="t" fillcolor="#a0a0a0" stroked="f"/>
         </w:pict>
       </w:r>
     </w:p>
@@ -2095,7 +2095,7 @@
     <w:p>
       <w:r>
         <w:pict w14:anchorId="0C3AF73C">
-          <v:rect id="_x0000_i1140" style="width:0;height:1.5pt" o:hralign="center" o:hrstd="t" o:hr="t" fillcolor="#a0a0a0" stroked="f"/>
+          <v:rect id="_x0000_i1034" style="width:0;height:1.5pt" o:hralign="center" o:hrstd="t" o:hr="t" fillcolor="#a0a0a0" stroked="f"/>
         </w:pict>
       </w:r>
     </w:p>
@@ -2411,7 +2411,7 @@
     <w:p>
       <w:r>
         <w:pict w14:anchorId="4D2B751D">
-          <v:rect id="_x0000_i1141" style="width:0;height:1.5pt" o:hralign="center" o:hrstd="t" o:hr="t" fillcolor="#a0a0a0" stroked="f"/>
+          <v:rect id="_x0000_i1035" style="width:0;height:1.5pt" o:hralign="center" o:hrstd="t" o:hr="t" fillcolor="#a0a0a0" stroked="f"/>
         </w:pict>
       </w:r>
     </w:p>
@@ -2530,15 +2530,7 @@
       </w:r>
       <w:proofErr w:type="gramEnd"/>
       <w:r>
-        <w:t xml:space="preserve">Integer </w:t>
-      </w:r>
-      <w:proofErr w:type="spellStart"/>
-      <w:r>
-        <w:t>num</w:t>
-      </w:r>
-      <w:proofErr w:type="spellEnd"/>
-      <w:r>
-        <w:t>) {</w:t>
+        <w:t>Integer num) {</w:t>
       </w:r>
     </w:p>
     <w:p>
@@ -2959,7 +2951,7 @@
     <w:p>
       <w:r>
         <w:pict w14:anchorId="1738BBD8">
-          <v:rect id="_x0000_i1142" style="width:0;height:1.5pt" o:hralign="center" o:hrstd="t" o:hr="t" fillcolor="#a0a0a0" stroked="f"/>
+          <v:rect id="_x0000_i1036" style="width:0;height:1.5pt" o:hralign="center" o:hrstd="t" o:hr="t" fillcolor="#a0a0a0" stroked="f"/>
         </w:pict>
       </w:r>
     </w:p>
@@ -3496,7 +3488,7 @@
     <w:p>
       <w:r>
         <w:pict w14:anchorId="768B0CEE">
-          <v:rect id="_x0000_i1143" style="width:0;height:1.5pt" o:hralign="center" o:hrstd="t" o:hr="t" fillcolor="#a0a0a0" stroked="f"/>
+          <v:rect id="_x0000_i1037" style="width:0;height:1.5pt" o:hralign="center" o:hrstd="t" o:hr="t" fillcolor="#a0a0a0" stroked="f"/>
         </w:pict>
       </w:r>
     </w:p>
@@ -3653,15 +3645,7 @@
       </w:r>
       <w:proofErr w:type="gramEnd"/>
       <w:r>
-        <w:t xml:space="preserve"> </w:t>
-      </w:r>
-      <w:proofErr w:type="spellStart"/>
-      <w:r>
-        <w:t>accList</w:t>
-      </w:r>
-      <w:proofErr w:type="spellEnd"/>
-      <w:r>
-        <w:t>) {</w:t>
+        <w:t xml:space="preserve"> accList) {</w:t>
       </w:r>
     </w:p>
     <w:p>
@@ -3686,12 +3670,10 @@
       <w:r>
         <w:t xml:space="preserve"> + ' - ' + </w:t>
       </w:r>
-      <w:proofErr w:type="spellStart"/>
       <w:proofErr w:type="gramStart"/>
       <w:r>
         <w:t>acc.Name</w:t>
       </w:r>
-      <w:proofErr w:type="spellEnd"/>
       <w:proofErr w:type="gramEnd"/>
       <w:r>
         <w:t>);</w:t>
@@ -4104,6 +4086,645 @@
       </w:r>
       <w:r>
         <w:t>, and after the record is inserted.</w:t>
+      </w:r>
+      <w:r>
+        <w:br/>
+      </w:r>
+      <w:r>
+        <w:br/>
+        <w:t>Syntax</w:t>
+      </w:r>
+    </w:p>
+    <w:p>
+      <w:pPr>
+        <w:numPr>
+          <w:ilvl w:val="0"/>
+          <w:numId w:val="7"/>
+        </w:numPr>
+      </w:pPr>
+      <w:r>
+        <w:rPr>
+          <w:b/>
+          <w:bCs/>
+        </w:rPr>
+        <w:t xml:space="preserve">trigger </w:t>
+      </w:r>
+      <w:proofErr w:type="spellStart"/>
+      <w:r>
+        <w:rPr>
+          <w:b/>
+          <w:bCs/>
+        </w:rPr>
+        <w:t>trigger_name</w:t>
+      </w:r>
+      <w:proofErr w:type="spellEnd"/>
+      <w:r>
+        <w:rPr>
+          <w:b/>
+          <w:bCs/>
+        </w:rPr>
+        <w:t xml:space="preserve"> on </w:t>
+      </w:r>
+      <w:proofErr w:type="spellStart"/>
+      <w:r>
+        <w:rPr>
+          <w:b/>
+          <w:bCs/>
+        </w:rPr>
+        <w:t>Object_Name</w:t>
+      </w:r>
+      <w:proofErr w:type="spellEnd"/>
+      <w:r>
+        <w:rPr>
+          <w:b/>
+          <w:bCs/>
+        </w:rPr>
+        <w:t>(</w:t>
+      </w:r>
+      <w:proofErr w:type="spellStart"/>
+      <w:r>
+        <w:rPr>
+          <w:b/>
+          <w:bCs/>
+        </w:rPr>
+        <w:t>trigger_</w:t>
+      </w:r>
+      <w:proofErr w:type="gramStart"/>
+      <w:r>
+        <w:rPr>
+          <w:b/>
+          <w:bCs/>
+        </w:rPr>
+        <w:t>events</w:t>
+      </w:r>
+      <w:proofErr w:type="spellEnd"/>
+      <w:r>
+        <w:rPr>
+          <w:b/>
+          <w:bCs/>
+        </w:rPr>
+        <w:t>){</w:t>
+      </w:r>
+      <w:proofErr w:type="gramEnd"/>
+    </w:p>
+    <w:p>
+      <w:pPr>
+        <w:ind w:left="720"/>
+        <w:rPr>
+          <w:b/>
+          <w:bCs/>
+        </w:rPr>
+      </w:pPr>
+      <w:r>
+        <w:rPr>
+          <w:b/>
+          <w:bCs/>
+        </w:rPr>
+        <w:t>}</w:t>
+      </w:r>
+    </w:p>
+    <w:p>
+      <w:pPr>
+        <w:ind w:left="720"/>
+        <w:rPr>
+          <w:b/>
+          <w:bCs/>
+        </w:rPr>
+      </w:pPr>
+      <w:r>
+        <w:rPr>
+          <w:b/>
+          <w:bCs/>
+        </w:rPr>
+        <w:lastRenderedPageBreak/>
+        <w:t>Example</w:t>
+      </w:r>
+    </w:p>
+    <w:p>
+      <w:pPr>
+        <w:ind w:left="720"/>
+        <w:rPr>
+          <w:b/>
+          <w:bCs/>
+        </w:rPr>
+      </w:pPr>
+      <w:r>
+        <w:rPr>
+          <w:b/>
+          <w:bCs/>
+        </w:rPr>
+        <w:t xml:space="preserve">Trigger </w:t>
+      </w:r>
+      <w:proofErr w:type="spellStart"/>
+      <w:r>
+        <w:rPr>
+          <w:b/>
+          <w:bCs/>
+        </w:rPr>
+        <w:t>AccountTrigger</w:t>
+      </w:r>
+      <w:proofErr w:type="spellEnd"/>
+      <w:r>
+        <w:rPr>
+          <w:b/>
+          <w:bCs/>
+        </w:rPr>
+        <w:t xml:space="preserve"> on </w:t>
+      </w:r>
+      <w:proofErr w:type="gramStart"/>
+      <w:r>
+        <w:rPr>
+          <w:b/>
+          <w:bCs/>
+        </w:rPr>
+        <w:t>Account(</w:t>
+      </w:r>
+      <w:proofErr w:type="gramEnd"/>
+      <w:r>
+        <w:rPr>
+          <w:b/>
+          <w:bCs/>
+        </w:rPr>
+        <w:t xml:space="preserve">before </w:t>
+      </w:r>
+      <w:proofErr w:type="gramStart"/>
+      <w:r>
+        <w:rPr>
+          <w:b/>
+          <w:bCs/>
+        </w:rPr>
+        <w:t>insert){</w:t>
+      </w:r>
+      <w:proofErr w:type="gramEnd"/>
+    </w:p>
+    <w:p>
+      <w:pPr>
+        <w:ind w:left="720"/>
+        <w:rPr>
+          <w:b/>
+          <w:bCs/>
+        </w:rPr>
+      </w:pPr>
+      <w:proofErr w:type="spellStart"/>
+      <w:r>
+        <w:rPr>
+          <w:b/>
+          <w:bCs/>
+        </w:rPr>
+        <w:t>System.debug</w:t>
+      </w:r>
+      <w:proofErr w:type="spellEnd"/>
+      <w:r>
+        <w:rPr>
+          <w:b/>
+          <w:bCs/>
+        </w:rPr>
+        <w:t>(‘Trigger before insert’);</w:t>
+      </w:r>
+    </w:p>
+    <w:p>
+      <w:pPr>
+        <w:ind w:left="720"/>
+        <w:rPr>
+          <w:b/>
+          <w:bCs/>
+        </w:rPr>
+      </w:pPr>
+      <w:r>
+        <w:rPr>
+          <w:b/>
+          <w:bCs/>
+        </w:rPr>
+        <w:t>}</w:t>
+      </w:r>
+    </w:p>
+    <w:p>
+      <w:pPr>
+        <w:ind w:left="720"/>
+        <w:rPr>
+          <w:b/>
+          <w:bCs/>
+        </w:rPr>
+      </w:pPr>
+      <w:r>
+        <w:rPr>
+          <w:b/>
+          <w:bCs/>
+        </w:rPr>
+        <w:t xml:space="preserve">Account </w:t>
+      </w:r>
+      <w:proofErr w:type="spellStart"/>
+      <w:r>
+        <w:rPr>
+          <w:b/>
+          <w:bCs/>
+        </w:rPr>
+        <w:t>acc</w:t>
+      </w:r>
+      <w:proofErr w:type="spellEnd"/>
+      <w:r>
+        <w:rPr>
+          <w:b/>
+          <w:bCs/>
+        </w:rPr>
+        <w:t xml:space="preserve"> = new </w:t>
+      </w:r>
+      <w:proofErr w:type="gramStart"/>
+      <w:r>
+        <w:rPr>
+          <w:b/>
+          <w:bCs/>
+        </w:rPr>
+        <w:t>Account(</w:t>
+      </w:r>
+      <w:proofErr w:type="gramEnd"/>
+      <w:r>
+        <w:rPr>
+          <w:b/>
+          <w:bCs/>
+        </w:rPr>
+        <w:t>Name=’Test’);</w:t>
+      </w:r>
+    </w:p>
+    <w:p>
+      <w:pPr>
+        <w:ind w:left="720"/>
+      </w:pPr>
+      <w:r>
+        <w:rPr>
+          <w:b/>
+          <w:bCs/>
+        </w:rPr>
+        <w:t xml:space="preserve">Insert </w:t>
+      </w:r>
+      <w:proofErr w:type="spellStart"/>
+      <w:r>
+        <w:rPr>
+          <w:b/>
+          <w:bCs/>
+        </w:rPr>
+        <w:t>acc</w:t>
+      </w:r>
+      <w:proofErr w:type="spellEnd"/>
+      <w:r>
+        <w:rPr>
+          <w:b/>
+          <w:bCs/>
+        </w:rPr>
+        <w:t>;</w:t>
+      </w:r>
+    </w:p>
+    <w:p>
+      <w:r>
+        <w:t>Trigger Context variable</w:t>
+      </w:r>
+    </w:p>
+    <w:p>
+      <w:r>
+        <w:tab/>
+        <w:t xml:space="preserve">Implicit variable that </w:t>
+      </w:r>
+      <w:proofErr w:type="gramStart"/>
+      <w:r>
+        <w:t>allow</w:t>
+      </w:r>
+      <w:proofErr w:type="gramEnd"/>
+      <w:r>
+        <w:t xml:space="preserve"> developer to access run-time </w:t>
+      </w:r>
+      <w:proofErr w:type="spellStart"/>
+      <w:proofErr w:type="gramStart"/>
+      <w:r>
+        <w:t>context.Trigger</w:t>
+      </w:r>
+      <w:proofErr w:type="spellEnd"/>
+      <w:proofErr w:type="gramEnd"/>
+      <w:r>
+        <w:t xml:space="preserve"> class</w:t>
+      </w:r>
+    </w:p>
+    <w:p>
+      <w:proofErr w:type="spellStart"/>
+      <w:r>
+        <w:t>isExecuting</w:t>
+      </w:r>
+      <w:proofErr w:type="spellEnd"/>
+    </w:p>
+    <w:p>
+      <w:r>
+        <w:tab/>
+        <w:t>Returns true if the current context of apex code is trigger</w:t>
+      </w:r>
+    </w:p>
+    <w:p>
+      <w:proofErr w:type="spellStart"/>
+      <w:r>
+        <w:t>isInsert</w:t>
+      </w:r>
+      <w:proofErr w:type="spellEnd"/>
+    </w:p>
+    <w:p>
+      <w:r>
+        <w:tab/>
+        <w:t xml:space="preserve">Returns true if trigger was fired due to insert operation from salesforce </w:t>
+      </w:r>
+      <w:proofErr w:type="spellStart"/>
+      <w:proofErr w:type="gramStart"/>
+      <w:r>
+        <w:t>IT,Apex</w:t>
+      </w:r>
+      <w:proofErr w:type="spellEnd"/>
+      <w:proofErr w:type="gramEnd"/>
+    </w:p>
+    <w:p>
+      <w:proofErr w:type="spellStart"/>
+      <w:r>
+        <w:t>isUpdate</w:t>
+      </w:r>
+      <w:proofErr w:type="spellEnd"/>
+    </w:p>
+    <w:p>
+      <w:r>
+        <w:tab/>
+        <w:t xml:space="preserve">Returns true if trigger was fired due to an update operation from salesforce </w:t>
+      </w:r>
+      <w:proofErr w:type="spellStart"/>
+      <w:proofErr w:type="gramStart"/>
+      <w:r>
+        <w:t>IT,Apex</w:t>
+      </w:r>
+      <w:proofErr w:type="spellEnd"/>
+      <w:proofErr w:type="gramEnd"/>
+    </w:p>
+    <w:p>
+      <w:proofErr w:type="spellStart"/>
+      <w:r>
+        <w:t>isDelete</w:t>
+      </w:r>
+      <w:proofErr w:type="spellEnd"/>
+    </w:p>
+    <w:p>
+      <w:r>
+        <w:tab/>
+        <w:t>Returns true if trigger was fired due to delete operation</w:t>
+      </w:r>
+    </w:p>
+    <w:p>
+      <w:proofErr w:type="spellStart"/>
+      <w:r>
+        <w:t>isBefore</w:t>
+      </w:r>
+      <w:proofErr w:type="spellEnd"/>
+    </w:p>
+    <w:p>
+      <w:r>
+        <w:tab/>
+        <w:t>Returns true if the trigger was fired before the record was saved</w:t>
+      </w:r>
+    </w:p>
+    <w:p>
+      <w:proofErr w:type="spellStart"/>
+      <w:r>
+        <w:t>isAfter</w:t>
+      </w:r>
+      <w:proofErr w:type="spellEnd"/>
+    </w:p>
+    <w:p>
+      <w:r>
+        <w:tab/>
+        <w:t>Returns true if the trigger was fired after a record</w:t>
+      </w:r>
+      <w:r>
+        <w:t xml:space="preserve"> were saved</w:t>
+      </w:r>
+    </w:p>
+    <w:p>
+      <w:proofErr w:type="spellStart"/>
+      <w:r>
+        <w:t>isUndelete</w:t>
+      </w:r>
+      <w:proofErr w:type="spellEnd"/>
+    </w:p>
+    <w:p>
+      <w:r>
+        <w:tab/>
+        <w:t>Returns true if the trigger was fired after a record is recovered from recycle bin</w:t>
+      </w:r>
+    </w:p>
+    <w:p>
+      <w:r>
+        <w:t>Size</w:t>
+      </w:r>
+    </w:p>
+    <w:p>
+      <w:r>
+        <w:tab/>
+        <w:t xml:space="preserve">Total number of records in trigger </w:t>
+      </w:r>
+      <w:proofErr w:type="spellStart"/>
+      <w:proofErr w:type="gramStart"/>
+      <w:r>
+        <w:t>invocation,both</w:t>
+      </w:r>
+      <w:proofErr w:type="spellEnd"/>
+      <w:proofErr w:type="gramEnd"/>
+      <w:r>
+        <w:t xml:space="preserve"> old and new</w:t>
+      </w:r>
+    </w:p>
+    <w:p>
+      <w:r>
+        <w:t>new</w:t>
+      </w:r>
+    </w:p>
+    <w:p>
+      <w:r>
+        <w:tab/>
+        <w:t xml:space="preserve">Return a list of new versions of </w:t>
+      </w:r>
+      <w:proofErr w:type="spellStart"/>
+      <w:r>
+        <w:t>sObject</w:t>
+      </w:r>
+      <w:proofErr w:type="spellEnd"/>
+      <w:r>
+        <w:t xml:space="preserve"> records</w:t>
+      </w:r>
+    </w:p>
+    <w:p>
+      <w:r>
+        <w:tab/>
+        <w:t>Records modified in before trigger</w:t>
+      </w:r>
+    </w:p>
+    <w:p>
+      <w:proofErr w:type="spellStart"/>
+      <w:r>
+        <w:t>newMap</w:t>
+      </w:r>
+      <w:proofErr w:type="spellEnd"/>
+    </w:p>
+    <w:p>
+      <w:r>
+        <w:tab/>
+        <w:t xml:space="preserve">A map of ids to the new versions of </w:t>
+      </w:r>
+      <w:proofErr w:type="spellStart"/>
+      <w:r>
+        <w:t>sObject</w:t>
+      </w:r>
+      <w:proofErr w:type="spellEnd"/>
+      <w:r>
+        <w:t xml:space="preserve"> record</w:t>
+      </w:r>
+    </w:p>
+    <w:p>
+      <w:r>
+        <w:t>Old</w:t>
+      </w:r>
+    </w:p>
+    <w:p>
+      <w:r>
+        <w:tab/>
+        <w:t xml:space="preserve">Returns a list of old </w:t>
+      </w:r>
+      <w:proofErr w:type="gramStart"/>
+      <w:r>
+        <w:t>version</w:t>
+      </w:r>
+      <w:proofErr w:type="gramEnd"/>
+      <w:r>
+        <w:t xml:space="preserve"> of </w:t>
+      </w:r>
+      <w:proofErr w:type="spellStart"/>
+      <w:r>
+        <w:t>sObject</w:t>
+      </w:r>
+      <w:proofErr w:type="spellEnd"/>
+      <w:r>
+        <w:t xml:space="preserve"> record</w:t>
+      </w:r>
+    </w:p>
+    <w:p>
+      <w:r>
+        <w:lastRenderedPageBreak/>
+        <w:tab/>
+      </w:r>
+      <w:r>
+        <w:t xml:space="preserve">Records modified in </w:t>
+      </w:r>
+      <w:r>
+        <w:t>after</w:t>
+      </w:r>
+      <w:r>
+        <w:t xml:space="preserve"> trigger</w:t>
+      </w:r>
+    </w:p>
+    <w:p>
+      <w:proofErr w:type="spellStart"/>
+      <w:r>
+        <w:t>oldMap</w:t>
+      </w:r>
+      <w:proofErr w:type="spellEnd"/>
+    </w:p>
+    <w:p>
+      <w:r>
+        <w:tab/>
+        <w:t xml:space="preserve">Map of ids to the old versions of </w:t>
+      </w:r>
+      <w:proofErr w:type="spellStart"/>
+      <w:r>
+        <w:t>sObject</w:t>
+      </w:r>
+      <w:proofErr w:type="spellEnd"/>
+      <w:r>
+        <w:t xml:space="preserve"> records</w:t>
+      </w:r>
+    </w:p>
+    <w:p>
+      <w:proofErr w:type="spellStart"/>
+      <w:r>
+        <w:t>Eg</w:t>
+      </w:r>
+      <w:proofErr w:type="spellEnd"/>
+    </w:p>
+    <w:p>
+      <w:r>
+        <w:t xml:space="preserve">trigger </w:t>
+      </w:r>
+      <w:proofErr w:type="spellStart"/>
+      <w:r>
+        <w:t>AccountTrigger</w:t>
+      </w:r>
+      <w:proofErr w:type="spellEnd"/>
+      <w:r>
+        <w:t xml:space="preserve"> on Account (before insert) {</w:t>
+      </w:r>
+    </w:p>
+    <w:p>
+      <w:r>
+        <w:t xml:space="preserve">    </w:t>
+      </w:r>
+      <w:proofErr w:type="gramStart"/>
+      <w:r>
+        <w:t>for(</w:t>
+      </w:r>
+      <w:proofErr w:type="gramEnd"/>
+      <w:r>
+        <w:t xml:space="preserve">Account </w:t>
+      </w:r>
+      <w:proofErr w:type="spellStart"/>
+      <w:proofErr w:type="gramStart"/>
+      <w:r>
+        <w:t>acc</w:t>
+      </w:r>
+      <w:proofErr w:type="spellEnd"/>
+      <w:r>
+        <w:t xml:space="preserve"> :</w:t>
+      </w:r>
+      <w:proofErr w:type="gramEnd"/>
+      <w:r>
+        <w:t xml:space="preserve"> </w:t>
+      </w:r>
+      <w:proofErr w:type="spellStart"/>
+      <w:proofErr w:type="gramStart"/>
+      <w:r>
+        <w:t>Trigger.new</w:t>
+      </w:r>
+      <w:proofErr w:type="spellEnd"/>
+      <w:r>
+        <w:t>){</w:t>
+      </w:r>
+      <w:proofErr w:type="gramEnd"/>
+    </w:p>
+    <w:p>
+      <w:r>
+        <w:t xml:space="preserve">        </w:t>
+      </w:r>
+      <w:proofErr w:type="spellStart"/>
+      <w:proofErr w:type="gramStart"/>
+      <w:r>
+        <w:t>acc.Description</w:t>
+      </w:r>
+      <w:proofErr w:type="spellEnd"/>
+      <w:proofErr w:type="gramEnd"/>
+      <w:r>
+        <w:t xml:space="preserve"> = 'Test Description'; </w:t>
+      </w:r>
+    </w:p>
+    <w:p>
+      <w:r>
+        <w:t xml:space="preserve">    }</w:t>
+      </w:r>
+    </w:p>
+    <w:p>
+      <w:r>
+        <w:t xml:space="preserve">}  </w:t>
+      </w:r>
+    </w:p>
+    <w:p>
+      <w:r>
+        <w:t>Call Apex Method through Trigger</w:t>
       </w:r>
     </w:p>
     <w:p/>
@@ -5789,6 +6410,7 @@
   <w:style w:type="character" w:default="1" w:styleId="DefaultParagraphFont">
     <w:name w:val="Default Paragraph Font"/>
     <w:uiPriority w:val="1"/>
+    <w:semiHidden/>
     <w:unhideWhenUsed/>
   </w:style>
   <w:style w:type="table" w:default="1" w:styleId="TableNormal">
